--- a/legal pro/AI Legal Portal/Notice folder/Sarvagram_LRN.docx
+++ b/legal pro/AI Legal Portal/Notice folder/Sarvagram_LRN.docx
@@ -30,9 +30,18 @@
           <w:sz w:val="18"/>
           <w:szCs w:val="18"/>
         </w:rPr>
-        <w:t>Ref: LRN/ ${</w:t>
-      </w:r>
-      <w:proofErr w:type="spellStart"/>
+        <w:t xml:space="preserve">Ref: LRN/ ${sno} /01-26                               </w:t>
+      </w:r>
+    </w:p>
+    <w:p>
+      <w:pPr>
+        <w:pStyle w:val="ql-align-right"/>
+        <w:spacing w:before="0" w:beforeAutospacing="0" w:after="0" w:afterAutospacing="0"/>
+        <w:jc w:val="right"/>
+        <w:rPr>
+          <w:rFonts w:ascii="Arial" w:hAnsi="Arial" w:cs="Arial"/>
+        </w:rPr>
+      </w:pPr>
       <w:r>
         <w:rPr>
           <w:rStyle w:val="Strong"/>
@@ -41,9 +50,36 @@
           <w:sz w:val="18"/>
           <w:szCs w:val="18"/>
         </w:rPr>
-        <w:t>sno</w:t>
-      </w:r>
-      <w:proofErr w:type="spellEnd"/>
+        <w:t xml:space="preserve">Date: ${notice_date} </w:t>
+      </w:r>
+    </w:p>
+    <w:p>
+      <w:pPr>
+        <w:pStyle w:val="ql-align-center"/>
+        <w:spacing w:before="0" w:beforeAutospacing="0" w:after="0" w:afterAutospacing="0"/>
+        <w:jc w:val="center"/>
+        <w:rPr>
+          <w:rFonts w:ascii="Arial" w:hAnsi="Arial" w:cs="Arial"/>
+        </w:rPr>
+      </w:pPr>
+      <w:r>
+        <w:rPr>
+          <w:rStyle w:val="Strong"/>
+          <w:rFonts w:ascii="Arial" w:hAnsi="Arial" w:cs="Arial"/>
+          <w:sz w:val="18"/>
+          <w:szCs w:val="18"/>
+        </w:rPr>
+        <w:t>Without Prejudice</w:t>
+      </w:r>
+    </w:p>
+    <w:p>
+      <w:pPr>
+        <w:pStyle w:val="NormalWeb"/>
+        <w:spacing w:before="0" w:beforeAutospacing="0" w:after="0" w:afterAutospacing="0"/>
+        <w:rPr>
+          <w:rFonts w:ascii="Arial" w:hAnsi="Arial" w:cs="Arial"/>
+        </w:rPr>
+      </w:pPr>
       <w:r>
         <w:rPr>
           <w:rStyle w:val="Strong"/>
@@ -52,14 +88,148 @@
           <w:sz w:val="18"/>
           <w:szCs w:val="18"/>
         </w:rPr>
-        <w:t xml:space="preserve">} /01-26                               </w:t>
-      </w:r>
-    </w:p>
-    <w:p>
-      <w:pPr>
-        <w:pStyle w:val="ql-align-right"/>
-        <w:spacing w:before="0" w:beforeAutospacing="0" w:after="0" w:afterAutospacing="0"/>
-        <w:jc w:val="right"/>
+        <w:t>To,</w:t>
+      </w:r>
+    </w:p>
+    <w:p>
+      <w:pPr>
+        <w:pStyle w:val="NormalWeb"/>
+        <w:spacing w:before="0" w:beforeAutospacing="0" w:after="0" w:afterAutospacing="0"/>
+        <w:rPr>
+          <w:rFonts w:ascii="Arial" w:hAnsi="Arial" w:cs="Arial"/>
+        </w:rPr>
+      </w:pPr>
+      <w:r>
+        <w:rPr>
+          <w:rStyle w:val="Strong"/>
+          <w:rFonts w:ascii="Arial" w:hAnsi="Arial" w:cs="Arial"/>
+          <w:sz w:val="18"/>
+          <w:szCs w:val="18"/>
+        </w:rPr>
+        <w:t xml:space="preserve">${name} </w:t>
+      </w:r>
+    </w:p>
+    <w:p>
+      <w:pPr>
+        <w:pStyle w:val="NormalWeb"/>
+        <w:spacing w:before="0" w:beforeAutospacing="0" w:after="0" w:afterAutospacing="0"/>
+        <w:rPr>
+          <w:rFonts w:ascii="Arial" w:hAnsi="Arial" w:cs="Arial"/>
+        </w:rPr>
+      </w:pPr>
+      <w:r>
+        <w:rPr>
+          <w:rStyle w:val="Strong"/>
+          <w:rFonts w:ascii="Arial" w:hAnsi="Arial" w:cs="Arial"/>
+          <w:sz w:val="18"/>
+          <w:szCs w:val="18"/>
+        </w:rPr>
+        <w:t xml:space="preserve">${co_borrower_name_1} </w:t>
+      </w:r>
+    </w:p>
+    <w:p>
+      <w:pPr>
+        <w:pStyle w:val="NormalWeb"/>
+        <w:spacing w:before="0" w:beforeAutospacing="0" w:after="0" w:afterAutospacing="0"/>
+        <w:rPr>
+          <w:rFonts w:ascii="Arial" w:hAnsi="Arial" w:cs="Arial"/>
+        </w:rPr>
+      </w:pPr>
+      <w:r>
+        <w:rPr>
+          <w:rStyle w:val="Strong"/>
+          <w:rFonts w:ascii="Arial" w:hAnsi="Arial" w:cs="Arial"/>
+          <w:sz w:val="18"/>
+          <w:szCs w:val="18"/>
+        </w:rPr>
+        <w:t xml:space="preserve">${co_borrower_name_2} </w:t>
+      </w:r>
+    </w:p>
+    <w:p>
+      <w:pPr>
+        <w:pStyle w:val="NormalWeb"/>
+        <w:spacing w:before="0" w:beforeAutospacing="0" w:after="0" w:afterAutospacing="0"/>
+        <w:rPr>
+          <w:rFonts w:ascii="Arial" w:hAnsi="Arial" w:cs="Arial"/>
+        </w:rPr>
+      </w:pPr>
+      <w:r>
+        <w:rPr>
+          <w:rStyle w:val="Strong"/>
+          <w:rFonts w:ascii="Arial" w:hAnsi="Arial" w:cs="Arial"/>
+          <w:sz w:val="18"/>
+          <w:szCs w:val="18"/>
+        </w:rPr>
+        <w:t xml:space="preserve">${co_borrower_name_3} </w:t>
+      </w:r>
+    </w:p>
+    <w:p>
+      <w:pPr>
+        <w:pStyle w:val="NormalWeb"/>
+        <w:spacing w:before="0" w:beforeAutospacing="0" w:after="0" w:afterAutospacing="0"/>
+        <w:rPr>
+          <w:rFonts w:ascii="Arial" w:hAnsi="Arial" w:cs="Arial"/>
+        </w:rPr>
+      </w:pPr>
+      <w:r>
+        <w:rPr>
+          <w:rStyle w:val="Strong"/>
+          <w:rFonts w:ascii="Arial" w:hAnsi="Arial" w:cs="Arial"/>
+          <w:sz w:val="18"/>
+          <w:szCs w:val="18"/>
+        </w:rPr>
+        <w:t xml:space="preserve">${co_borrower_name_4} </w:t>
+      </w:r>
+    </w:p>
+    <w:p>
+      <w:pPr>
+        <w:pStyle w:val="NormalWeb"/>
+        <w:spacing w:before="0" w:beforeAutospacing="0" w:after="0" w:afterAutospacing="0"/>
+        <w:rPr>
+          <w:rFonts w:ascii="Arial" w:hAnsi="Arial" w:cs="Arial"/>
+        </w:rPr>
+      </w:pPr>
+      <w:r>
+        <w:rPr>
+          <w:rStyle w:val="Strong"/>
+          <w:rFonts w:ascii="Arial" w:hAnsi="Arial" w:cs="Arial"/>
+          <w:sz w:val="18"/>
+          <w:szCs w:val="18"/>
+        </w:rPr>
+        <w:t xml:space="preserve">${address} </w:t>
+      </w:r>
+    </w:p>
+    <w:p>
+      <w:pPr>
+        <w:pStyle w:val="NormalWeb"/>
+        <w:spacing w:before="0" w:beforeAutospacing="0" w:after="0" w:afterAutospacing="0"/>
+        <w:rPr>
+          <w:rFonts w:ascii="Arial" w:hAnsi="Arial" w:cs="Arial"/>
+        </w:rPr>
+      </w:pPr>
+      <w:r>
+        <w:rPr>
+          <w:rStyle w:val="Strong"/>
+          <w:rFonts w:ascii="Arial" w:hAnsi="Arial" w:cs="Arial"/>
+          <w:sz w:val="18"/>
+          <w:szCs w:val="18"/>
+        </w:rPr>
+        <w:t>${phone}</w:t>
+      </w:r>
+    </w:p>
+    <w:p>
+      <w:pPr>
+        <w:pStyle w:val="NormalWeb"/>
+        <w:spacing w:before="0" w:beforeAutospacing="0" w:after="0" w:afterAutospacing="0"/>
+        <w:rPr>
+          <w:rFonts w:ascii="Arial" w:hAnsi="Arial" w:cs="Arial"/>
+        </w:rPr>
+      </w:pPr>
+    </w:p>
+    <w:p>
+      <w:pPr>
+        <w:pStyle w:val="NormalWeb"/>
+        <w:spacing w:before="0" w:beforeAutospacing="0" w:after="0" w:afterAutospacing="0"/>
         <w:rPr>
           <w:rFonts w:ascii="Arial" w:hAnsi="Arial" w:cs="Arial"/>
         </w:rPr>
@@ -72,350 +242,54 @@
           <w:sz w:val="18"/>
           <w:szCs w:val="18"/>
         </w:rPr>
-        <w:t>Date: ${</w:t>
-      </w:r>
-      <w:proofErr w:type="spellStart"/>
-      <w:r>
-        <w:rPr>
-          <w:rStyle w:val="Strong"/>
+        <w:t xml:space="preserve">SUB: LOAN RECALL NOTICE - ${lan} </w:t>
+      </w:r>
+    </w:p>
+    <w:p>
+      <w:pPr>
+        <w:pStyle w:val="NormalWeb"/>
+        <w:spacing w:before="0" w:beforeAutospacing="0" w:after="0" w:afterAutospacing="0"/>
+        <w:rPr>
+          <w:rFonts w:ascii="Arial" w:hAnsi="Arial" w:cs="Arial"/>
+        </w:rPr>
+      </w:pPr>
+    </w:p>
+    <w:p>
+      <w:pPr>
+        <w:pStyle w:val="ql-align-justify"/>
+        <w:spacing w:before="0" w:beforeAutospacing="0" w:after="0" w:afterAutospacing="0"/>
+        <w:jc w:val="both"/>
+        <w:rPr>
+          <w:rFonts w:ascii="Arial" w:hAnsi="Arial" w:cs="Arial"/>
+        </w:rPr>
+      </w:pPr>
+      <w:r>
+        <w:rPr>
           <w:rFonts w:ascii="Arial" w:hAnsi="Arial" w:cs="Arial"/>
           <w:color w:val="000000"/>
           <w:sz w:val="18"/>
           <w:szCs w:val="18"/>
         </w:rPr>
-        <w:t>notice_date</w:t>
-      </w:r>
-      <w:proofErr w:type="spellEnd"/>
-      <w:r>
-        <w:rPr>
-          <w:rStyle w:val="Strong"/>
+        <w:t>Dear Sir/Madam,</w:t>
+      </w:r>
+    </w:p>
+    <w:p>
+      <w:pPr>
+        <w:pStyle w:val="ql-align-justify"/>
+        <w:spacing w:before="0" w:beforeAutospacing="0" w:after="0" w:afterAutospacing="0"/>
+        <w:jc w:val="both"/>
+        <w:rPr>
+          <w:rFonts w:ascii="Arial" w:hAnsi="Arial" w:cs="Arial"/>
+        </w:rPr>
+      </w:pPr>
+      <w:r>
+        <w:rPr>
           <w:rFonts w:ascii="Arial" w:hAnsi="Arial" w:cs="Arial"/>
           <w:color w:val="000000"/>
           <w:sz w:val="18"/>
           <w:szCs w:val="18"/>
         </w:rPr>
-        <w:t xml:space="preserve">} </w:t>
-      </w:r>
-    </w:p>
-    <w:p>
-      <w:pPr>
-        <w:pStyle w:val="ql-align-center"/>
-        <w:spacing w:before="0" w:beforeAutospacing="0" w:after="0" w:afterAutospacing="0"/>
-        <w:jc w:val="center"/>
-        <w:rPr>
-          <w:rFonts w:ascii="Arial" w:hAnsi="Arial" w:cs="Arial"/>
-        </w:rPr>
-      </w:pPr>
-      <w:r>
-        <w:rPr>
-          <w:rStyle w:val="Strong"/>
-          <w:rFonts w:ascii="Arial" w:hAnsi="Arial" w:cs="Arial"/>
-          <w:sz w:val="18"/>
-          <w:szCs w:val="18"/>
-        </w:rPr>
-        <w:t>Without Prejudice</w:t>
-      </w:r>
-    </w:p>
-    <w:p>
-      <w:pPr>
-        <w:pStyle w:val="NormalWeb"/>
-        <w:spacing w:before="0" w:beforeAutospacing="0" w:after="0" w:afterAutospacing="0"/>
-        <w:rPr>
-          <w:rFonts w:ascii="Arial" w:hAnsi="Arial" w:cs="Arial"/>
-        </w:rPr>
-      </w:pPr>
-      <w:r>
-        <w:rPr>
-          <w:rStyle w:val="Strong"/>
-          <w:rFonts w:ascii="Arial" w:hAnsi="Arial" w:cs="Arial"/>
-          <w:color w:val="000000"/>
-          <w:sz w:val="18"/>
-          <w:szCs w:val="18"/>
-        </w:rPr>
-        <w:t>To,</w:t>
-      </w:r>
-    </w:p>
-    <w:p>
-      <w:pPr>
-        <w:pStyle w:val="NormalWeb"/>
-        <w:spacing w:before="0" w:beforeAutospacing="0" w:after="0" w:afterAutospacing="0"/>
-        <w:rPr>
-          <w:rFonts w:ascii="Arial" w:hAnsi="Arial" w:cs="Arial"/>
-        </w:rPr>
-      </w:pPr>
-      <w:r>
-        <w:rPr>
-          <w:rStyle w:val="Strong"/>
-          <w:rFonts w:ascii="Arial" w:hAnsi="Arial" w:cs="Arial"/>
-          <w:sz w:val="18"/>
-          <w:szCs w:val="18"/>
-        </w:rPr>
-        <w:t xml:space="preserve">${name} </w:t>
-      </w:r>
-    </w:p>
-    <w:p>
-      <w:pPr>
-        <w:pStyle w:val="NormalWeb"/>
-        <w:spacing w:before="0" w:beforeAutospacing="0" w:after="0" w:afterAutospacing="0"/>
-        <w:rPr>
-          <w:rFonts w:ascii="Arial" w:hAnsi="Arial" w:cs="Arial"/>
-        </w:rPr>
-      </w:pPr>
-      <w:r>
-        <w:rPr>
-          <w:rStyle w:val="Strong"/>
-          <w:rFonts w:ascii="Arial" w:hAnsi="Arial" w:cs="Arial"/>
-          <w:sz w:val="18"/>
-          <w:szCs w:val="18"/>
-        </w:rPr>
-        <w:t xml:space="preserve">${co_borrower_name_1} </w:t>
-      </w:r>
-    </w:p>
-    <w:p>
-      <w:pPr>
-        <w:pStyle w:val="NormalWeb"/>
-        <w:spacing w:before="0" w:beforeAutospacing="0" w:after="0" w:afterAutospacing="0"/>
-        <w:rPr>
-          <w:rFonts w:ascii="Arial" w:hAnsi="Arial" w:cs="Arial"/>
-        </w:rPr>
-      </w:pPr>
-      <w:r>
-        <w:rPr>
-          <w:rStyle w:val="Strong"/>
-          <w:rFonts w:ascii="Arial" w:hAnsi="Arial" w:cs="Arial"/>
-          <w:sz w:val="18"/>
-          <w:szCs w:val="18"/>
-        </w:rPr>
-        <w:t xml:space="preserve">${co_borrower_name_2} </w:t>
-      </w:r>
-    </w:p>
-    <w:p>
-      <w:pPr>
-        <w:pStyle w:val="NormalWeb"/>
-        <w:spacing w:before="0" w:beforeAutospacing="0" w:after="0" w:afterAutospacing="0"/>
-        <w:rPr>
-          <w:rFonts w:ascii="Arial" w:hAnsi="Arial" w:cs="Arial"/>
-        </w:rPr>
-      </w:pPr>
-      <w:r>
-        <w:rPr>
-          <w:rStyle w:val="Strong"/>
-          <w:rFonts w:ascii="Arial" w:hAnsi="Arial" w:cs="Arial"/>
-          <w:sz w:val="18"/>
-          <w:szCs w:val="18"/>
-        </w:rPr>
-        <w:t xml:space="preserve">${co_borrower_name_3} </w:t>
-      </w:r>
-    </w:p>
-    <w:p>
-      <w:pPr>
-        <w:pStyle w:val="NormalWeb"/>
-        <w:spacing w:before="0" w:beforeAutospacing="0" w:after="0" w:afterAutospacing="0"/>
-        <w:rPr>
-          <w:rFonts w:ascii="Arial" w:hAnsi="Arial" w:cs="Arial"/>
-        </w:rPr>
-      </w:pPr>
-      <w:r>
-        <w:rPr>
-          <w:rStyle w:val="Strong"/>
-          <w:rFonts w:ascii="Arial" w:hAnsi="Arial" w:cs="Arial"/>
-          <w:sz w:val="18"/>
-          <w:szCs w:val="18"/>
-        </w:rPr>
-        <w:t xml:space="preserve">${co_borrower_name_4} </w:t>
-      </w:r>
-    </w:p>
-    <w:p>
-      <w:pPr>
-        <w:pStyle w:val="NormalWeb"/>
-        <w:spacing w:before="0" w:beforeAutospacing="0" w:after="0" w:afterAutospacing="0"/>
-        <w:rPr>
-          <w:rFonts w:ascii="Arial" w:hAnsi="Arial" w:cs="Arial"/>
-        </w:rPr>
-      </w:pPr>
-      <w:r>
-        <w:rPr>
-          <w:rStyle w:val="Strong"/>
-          <w:rFonts w:ascii="Arial" w:hAnsi="Arial" w:cs="Arial"/>
-          <w:sz w:val="18"/>
-          <w:szCs w:val="18"/>
-        </w:rPr>
-        <w:t xml:space="preserve">${address} </w:t>
-      </w:r>
-    </w:p>
-    <w:p>
-      <w:pPr>
-        <w:pStyle w:val="NormalWeb"/>
-        <w:spacing w:before="0" w:beforeAutospacing="0" w:after="0" w:afterAutospacing="0"/>
-        <w:rPr>
-          <w:rFonts w:ascii="Arial" w:hAnsi="Arial" w:cs="Arial"/>
-        </w:rPr>
-      </w:pPr>
-      <w:r>
-        <w:rPr>
-          <w:rStyle w:val="Strong"/>
-          <w:rFonts w:ascii="Arial" w:hAnsi="Arial" w:cs="Arial"/>
-          <w:sz w:val="18"/>
-          <w:szCs w:val="18"/>
-        </w:rPr>
-        <w:t>${phone}</w:t>
-      </w:r>
-    </w:p>
-    <w:p>
-      <w:pPr>
-        <w:pStyle w:val="NormalWeb"/>
-        <w:spacing w:before="0" w:beforeAutospacing="0" w:after="0" w:afterAutospacing="0"/>
-        <w:rPr>
-          <w:rFonts w:ascii="Arial" w:hAnsi="Arial" w:cs="Arial"/>
-        </w:rPr>
-      </w:pPr>
-    </w:p>
-    <w:p>
-      <w:pPr>
-        <w:pStyle w:val="NormalWeb"/>
-        <w:spacing w:before="0" w:beforeAutospacing="0" w:after="0" w:afterAutospacing="0"/>
-        <w:rPr>
-          <w:rFonts w:ascii="Arial" w:hAnsi="Arial" w:cs="Arial"/>
-        </w:rPr>
-      </w:pPr>
-      <w:r>
-        <w:rPr>
-          <w:rStyle w:val="Strong"/>
-          <w:rFonts w:ascii="Arial" w:hAnsi="Arial" w:cs="Arial"/>
-          <w:color w:val="000000"/>
-          <w:sz w:val="18"/>
-          <w:szCs w:val="18"/>
-        </w:rPr>
-        <w:t>SUB: LOAN RECALL NOTICE - ${</w:t>
-      </w:r>
-      <w:proofErr w:type="spellStart"/>
-      <w:r>
-        <w:rPr>
-          <w:rStyle w:val="Strong"/>
-          <w:rFonts w:ascii="Arial" w:hAnsi="Arial" w:cs="Arial"/>
-          <w:color w:val="000000"/>
-          <w:sz w:val="18"/>
-          <w:szCs w:val="18"/>
-        </w:rPr>
-        <w:t>lan</w:t>
-      </w:r>
-      <w:proofErr w:type="spellEnd"/>
-      <w:r>
-        <w:rPr>
-          <w:rStyle w:val="Strong"/>
-          <w:rFonts w:ascii="Arial" w:hAnsi="Arial" w:cs="Arial"/>
-          <w:color w:val="000000"/>
-          <w:sz w:val="18"/>
-          <w:szCs w:val="18"/>
-        </w:rPr>
-        <w:t xml:space="preserve">} </w:t>
-      </w:r>
-    </w:p>
-    <w:p>
-      <w:pPr>
-        <w:pStyle w:val="NormalWeb"/>
-        <w:spacing w:before="0" w:beforeAutospacing="0" w:after="0" w:afterAutospacing="0"/>
-        <w:rPr>
-          <w:rFonts w:ascii="Arial" w:hAnsi="Arial" w:cs="Arial"/>
-        </w:rPr>
-      </w:pPr>
-    </w:p>
-    <w:p>
-      <w:pPr>
-        <w:pStyle w:val="ql-align-justify"/>
-        <w:spacing w:before="0" w:beforeAutospacing="0" w:after="0" w:afterAutospacing="0"/>
-        <w:jc w:val="both"/>
-        <w:rPr>
-          <w:rFonts w:ascii="Arial" w:hAnsi="Arial" w:cs="Arial"/>
-        </w:rPr>
-      </w:pPr>
-      <w:r>
-        <w:rPr>
-          <w:rFonts w:ascii="Arial" w:hAnsi="Arial" w:cs="Arial"/>
-          <w:color w:val="000000"/>
-          <w:sz w:val="18"/>
-          <w:szCs w:val="18"/>
-        </w:rPr>
-        <w:t>Dear Sir/Madam,</w:t>
-      </w:r>
-    </w:p>
-    <w:p>
-      <w:pPr>
-        <w:pStyle w:val="ql-align-justify"/>
-        <w:spacing w:before="0" w:beforeAutospacing="0" w:after="0" w:afterAutospacing="0"/>
-        <w:jc w:val="both"/>
-        <w:rPr>
-          <w:rFonts w:ascii="Arial" w:hAnsi="Arial" w:cs="Arial"/>
-        </w:rPr>
-      </w:pPr>
-      <w:r>
-        <w:rPr>
-          <w:rFonts w:ascii="Arial" w:hAnsi="Arial" w:cs="Arial"/>
-          <w:color w:val="000000"/>
-          <w:sz w:val="18"/>
-          <w:szCs w:val="18"/>
-        </w:rPr>
-        <w:t xml:space="preserve">Under instructions from our Client, </w:t>
-      </w:r>
-      <w:proofErr w:type="spellStart"/>
-      <w:r>
-        <w:rPr>
-          <w:rFonts w:ascii="Arial" w:hAnsi="Arial" w:cs="Arial"/>
-          <w:color w:val="000000"/>
-          <w:sz w:val="18"/>
-          <w:szCs w:val="18"/>
-        </w:rPr>
-        <w:t>Sarvagram</w:t>
-      </w:r>
-      <w:proofErr w:type="spellEnd"/>
-      <w:r>
-        <w:rPr>
-          <w:rFonts w:ascii="Arial" w:hAnsi="Arial" w:cs="Arial"/>
-          <w:color w:val="000000"/>
-          <w:sz w:val="18"/>
-          <w:szCs w:val="18"/>
-        </w:rPr>
-        <w:t xml:space="preserve"> </w:t>
-      </w:r>
-      <w:proofErr w:type="spellStart"/>
-      <w:r>
-        <w:rPr>
-          <w:rFonts w:ascii="Arial" w:hAnsi="Arial" w:cs="Arial"/>
-          <w:color w:val="000000"/>
-          <w:sz w:val="18"/>
-          <w:szCs w:val="18"/>
-        </w:rPr>
-        <w:t>Fincare</w:t>
-      </w:r>
-      <w:proofErr w:type="spellEnd"/>
-      <w:r>
-        <w:rPr>
-          <w:rFonts w:ascii="Arial" w:hAnsi="Arial" w:cs="Arial"/>
-          <w:color w:val="000000"/>
-          <w:sz w:val="18"/>
-          <w:szCs w:val="18"/>
-        </w:rPr>
-        <w:t xml:space="preserve"> Private Limited, a private limited company incorporated under the Companies Act, 2013 and registered as a non-banking financial company with the Reserve Bank of India, having its registered office at Office No.22, 4th Floor, Primrose Mall, Baner Road, Baner Goan, Haveli, Pune 411045 </w:t>
-      </w:r>
-      <w:proofErr w:type="spellStart"/>
-      <w:r>
-        <w:rPr>
-          <w:rFonts w:ascii="Arial" w:hAnsi="Arial" w:cs="Arial"/>
-          <w:color w:val="000000"/>
-          <w:sz w:val="18"/>
-          <w:szCs w:val="18"/>
-        </w:rPr>
-        <w:t>Mahatashtra</w:t>
-      </w:r>
-      <w:proofErr w:type="spellEnd"/>
-      <w:r>
-        <w:rPr>
-          <w:rFonts w:ascii="Arial" w:hAnsi="Arial" w:cs="Arial"/>
-          <w:color w:val="000000"/>
-          <w:sz w:val="18"/>
-          <w:szCs w:val="18"/>
-        </w:rPr>
-        <w:t>, India</w:t>
+        <w:t>Under instructions from our Client, Sarvagram Fincare Private Limited, a private limited company incorporated under the Companies Act, 2013 and registered as a non-banking financial company with the Reserve Bank of India, having its registered office at Office No.22, 4th Floor, Primrose Mall, Baner Road, Baner Goan, Haveli, Pune 411045 Mahatashtra, India</w:t>
       </w:r>
       <w:r>
         <w:rPr>
@@ -495,25 +369,7 @@
           <w:sz w:val="18"/>
           <w:szCs w:val="18"/>
         </w:rPr>
-        <w:t xml:space="preserve">That you, the aforenamed addressee/s, in your capacity as Borrower/Co Borrower/Guarantor applied to our </w:t>
-      </w:r>
-      <w:proofErr w:type="gramStart"/>
-      <w:r>
-        <w:rPr>
-          <w:rFonts w:ascii="Arial" w:hAnsi="Arial" w:cs="Arial"/>
-          <w:sz w:val="18"/>
-          <w:szCs w:val="18"/>
-        </w:rPr>
-        <w:t>Client</w:t>
-      </w:r>
-      <w:proofErr w:type="gramEnd"/>
-      <w:r>
-        <w:rPr>
-          <w:rFonts w:ascii="Arial" w:hAnsi="Arial" w:cs="Arial"/>
-          <w:sz w:val="18"/>
-          <w:szCs w:val="18"/>
-        </w:rPr>
-        <w:t xml:space="preserve"> for seeking/availing a financial assistance.</w:t>
+        <w:t>That you, the aforenamed addressee/s, in your capacity as Borrower/Co Borrower/Guarantor applied to our Client for seeking/availing a financial assistance.</w:t>
       </w:r>
     </w:p>
     <w:p>
@@ -543,67 +399,7 @@
           <w:sz w:val="18"/>
           <w:szCs w:val="18"/>
         </w:rPr>
-        <w:t>Rs. ${</w:t>
-      </w:r>
-      <w:proofErr w:type="spellStart"/>
-      <w:r>
-        <w:rPr>
-          <w:rStyle w:val="Strong"/>
-          <w:rFonts w:ascii="Arial" w:hAnsi="Arial" w:cs="Arial"/>
-          <w:sz w:val="18"/>
-          <w:szCs w:val="18"/>
-        </w:rPr>
-        <w:t>loan_sanction_amount</w:t>
-      </w:r>
-      <w:proofErr w:type="spellEnd"/>
-      <w:r>
-        <w:rPr>
-          <w:rStyle w:val="Strong"/>
-          <w:rFonts w:ascii="Arial" w:hAnsi="Arial" w:cs="Arial"/>
-          <w:sz w:val="18"/>
-          <w:szCs w:val="18"/>
-        </w:rPr>
-        <w:t xml:space="preserve">} /- </w:t>
-      </w:r>
-      <w:proofErr w:type="gramStart"/>
-      <w:r>
-        <w:rPr>
-          <w:rStyle w:val="Strong"/>
-          <w:rFonts w:ascii="Arial" w:hAnsi="Arial" w:cs="Arial"/>
-          <w:sz w:val="18"/>
-          <w:szCs w:val="18"/>
-        </w:rPr>
-        <w:t>( $</w:t>
-      </w:r>
-      <w:proofErr w:type="gramEnd"/>
-      <w:r>
-        <w:rPr>
-          <w:rStyle w:val="Strong"/>
-          <w:rFonts w:ascii="Arial" w:hAnsi="Arial" w:cs="Arial"/>
-          <w:sz w:val="18"/>
-          <w:szCs w:val="18"/>
-        </w:rPr>
-        <w:t>{</w:t>
-      </w:r>
-      <w:proofErr w:type="spellStart"/>
-      <w:r>
-        <w:rPr>
-          <w:rStyle w:val="Strong"/>
-          <w:rFonts w:ascii="Arial" w:hAnsi="Arial" w:cs="Arial"/>
-          <w:sz w:val="18"/>
-          <w:szCs w:val="18"/>
-        </w:rPr>
-        <w:t>loan_sanction_amount_InWord</w:t>
-      </w:r>
-      <w:proofErr w:type="spellEnd"/>
-      <w:r>
-        <w:rPr>
-          <w:rStyle w:val="Strong"/>
-          <w:rFonts w:ascii="Arial" w:hAnsi="Arial" w:cs="Arial"/>
-          <w:sz w:val="18"/>
-          <w:szCs w:val="18"/>
-        </w:rPr>
-        <w:t xml:space="preserve">} ) </w:t>
+        <w:t xml:space="preserve">Rs. ${loan_sanction_amount} /- ( ${loan_sanction_amount_InWord} ) </w:t>
       </w:r>
       <w:r>
         <w:rPr>
@@ -620,27 +416,7 @@
           <w:sz w:val="18"/>
           <w:szCs w:val="18"/>
         </w:rPr>
-        <w:t>${</w:t>
-      </w:r>
-      <w:proofErr w:type="spellStart"/>
-      <w:r>
-        <w:rPr>
-          <w:rStyle w:val="Strong"/>
-          <w:rFonts w:ascii="Arial" w:hAnsi="Arial" w:cs="Arial"/>
-          <w:sz w:val="18"/>
-          <w:szCs w:val="18"/>
-        </w:rPr>
-        <w:t>lan</w:t>
-      </w:r>
-      <w:proofErr w:type="spellEnd"/>
-      <w:r>
-        <w:rPr>
-          <w:rStyle w:val="Strong"/>
-          <w:rFonts w:ascii="Arial" w:hAnsi="Arial" w:cs="Arial"/>
-          <w:sz w:val="18"/>
-          <w:szCs w:val="18"/>
-        </w:rPr>
-        <w:t xml:space="preserve">} </w:t>
+        <w:t xml:space="preserve">${lan} </w:t>
       </w:r>
       <w:r>
         <w:rPr>
@@ -657,53 +433,15 @@
           <w:sz w:val="18"/>
           <w:szCs w:val="18"/>
         </w:rPr>
-        <w:t>${</w:t>
-      </w:r>
-      <w:proofErr w:type="spellStart"/>
-      <w:r>
-        <w:rPr>
-          <w:rStyle w:val="Strong"/>
-          <w:rFonts w:ascii="Arial" w:hAnsi="Arial" w:cs="Arial"/>
-          <w:sz w:val="18"/>
-          <w:szCs w:val="18"/>
-        </w:rPr>
-        <w:t>loan_sanction_date</w:t>
-      </w:r>
-      <w:proofErr w:type="spellEnd"/>
-      <w:r>
-        <w:rPr>
-          <w:rStyle w:val="Strong"/>
-          <w:rFonts w:ascii="Arial" w:hAnsi="Arial" w:cs="Arial"/>
-          <w:sz w:val="18"/>
-          <w:szCs w:val="18"/>
-        </w:rPr>
-        <w:t>} ("Loan Agreement”)</w:t>
-      </w:r>
-      <w:r>
-        <w:rPr>
-          <w:rFonts w:ascii="Arial" w:hAnsi="Arial" w:cs="Arial"/>
-          <w:sz w:val="18"/>
-          <w:szCs w:val="18"/>
-        </w:rPr>
-        <w:t xml:space="preserve">, which amount you, the aforenamed addressees, agreed to pay along with interest thereupon, in the mode of equated monthly </w:t>
-      </w:r>
-      <w:proofErr w:type="spellStart"/>
-      <w:r>
-        <w:rPr>
-          <w:rFonts w:ascii="Arial" w:hAnsi="Arial" w:cs="Arial"/>
-          <w:sz w:val="18"/>
-          <w:szCs w:val="18"/>
-        </w:rPr>
-        <w:t>installments</w:t>
-      </w:r>
-      <w:proofErr w:type="spellEnd"/>
-      <w:r>
-        <w:rPr>
-          <w:rFonts w:ascii="Arial" w:hAnsi="Arial" w:cs="Arial"/>
-          <w:sz w:val="18"/>
-          <w:szCs w:val="18"/>
-        </w:rPr>
-        <w:t xml:space="preserve"> as per the terms of the loan agreement, executed in this regard and schedule of charges provided to you at the time of loan disbursal.</w:t>
+        <w:t>${loan_sanction_date} ("Loan Agreement”)</w:t>
+      </w:r>
+      <w:r>
+        <w:rPr>
+          <w:rFonts w:ascii="Arial" w:hAnsi="Arial" w:cs="Arial"/>
+          <w:sz w:val="18"/>
+          <w:szCs w:val="18"/>
+        </w:rPr>
+        <w:t>, which amount you, the aforenamed addressees, agreed to pay along with interest thereupon, in the mode of equated monthly installments as per the terms of the loan agreement, executed in this regard and schedule of charges provided to you at the time of loan disbursal.</w:t>
       </w:r>
     </w:p>
     <w:p>
@@ -802,67 +540,7 @@
           <w:sz w:val="18"/>
           <w:szCs w:val="18"/>
         </w:rPr>
-        <w:t>Rs. ${</w:t>
-      </w:r>
-      <w:proofErr w:type="spellStart"/>
-      <w:r>
-        <w:rPr>
-          <w:rStyle w:val="Strong"/>
-          <w:rFonts w:ascii="Arial" w:hAnsi="Arial" w:cs="Arial"/>
-          <w:sz w:val="18"/>
-          <w:szCs w:val="18"/>
-        </w:rPr>
-        <w:t>demand_amount</w:t>
-      </w:r>
-      <w:proofErr w:type="spellEnd"/>
-      <w:r>
-        <w:rPr>
-          <w:rStyle w:val="Strong"/>
-          <w:rFonts w:ascii="Arial" w:hAnsi="Arial" w:cs="Arial"/>
-          <w:sz w:val="18"/>
-          <w:szCs w:val="18"/>
-        </w:rPr>
-        <w:t xml:space="preserve">} /- </w:t>
-      </w:r>
-      <w:proofErr w:type="gramStart"/>
-      <w:r>
-        <w:rPr>
-          <w:rStyle w:val="Strong"/>
-          <w:rFonts w:ascii="Arial" w:hAnsi="Arial" w:cs="Arial"/>
-          <w:sz w:val="18"/>
-          <w:szCs w:val="18"/>
-        </w:rPr>
-        <w:t>( $</w:t>
-      </w:r>
-      <w:proofErr w:type="gramEnd"/>
-      <w:r>
-        <w:rPr>
-          <w:rStyle w:val="Strong"/>
-          <w:rFonts w:ascii="Arial" w:hAnsi="Arial" w:cs="Arial"/>
-          <w:sz w:val="18"/>
-          <w:szCs w:val="18"/>
-        </w:rPr>
-        <w:t>{</w:t>
-      </w:r>
-      <w:proofErr w:type="spellStart"/>
-      <w:r>
-        <w:rPr>
-          <w:rStyle w:val="Strong"/>
-          <w:rFonts w:ascii="Arial" w:hAnsi="Arial" w:cs="Arial"/>
-          <w:sz w:val="18"/>
-          <w:szCs w:val="18"/>
-        </w:rPr>
-        <w:t>demand_amount_InWord</w:t>
-      </w:r>
-      <w:proofErr w:type="spellEnd"/>
-      <w:r>
-        <w:rPr>
-          <w:rStyle w:val="Strong"/>
-          <w:rFonts w:ascii="Arial" w:hAnsi="Arial" w:cs="Arial"/>
-          <w:sz w:val="18"/>
-          <w:szCs w:val="18"/>
-        </w:rPr>
-        <w:t xml:space="preserve">} ) </w:t>
+        <w:t xml:space="preserve">Rs. ${demand_amount} /- ( ${demand_amount_InWord} ) </w:t>
       </w:r>
       <w:r>
         <w:rPr>
@@ -879,27 +557,7 @@
           <w:sz w:val="18"/>
           <w:szCs w:val="18"/>
         </w:rPr>
-        <w:t>${</w:t>
-      </w:r>
-      <w:proofErr w:type="spellStart"/>
-      <w:r>
-        <w:rPr>
-          <w:rStyle w:val="Strong"/>
-          <w:rFonts w:ascii="Arial" w:hAnsi="Arial" w:cs="Arial"/>
-          <w:sz w:val="18"/>
-          <w:szCs w:val="18"/>
-        </w:rPr>
-        <w:t>due_date</w:t>
-      </w:r>
-      <w:proofErr w:type="spellEnd"/>
-      <w:r>
-        <w:rPr>
-          <w:rStyle w:val="Strong"/>
-          <w:rFonts w:ascii="Arial" w:hAnsi="Arial" w:cs="Arial"/>
-          <w:sz w:val="18"/>
-          <w:szCs w:val="18"/>
-        </w:rPr>
-        <w:t xml:space="preserve">} </w:t>
+        <w:t xml:space="preserve">${due_date} </w:t>
       </w:r>
       <w:r>
         <w:rPr>
@@ -960,43 +618,7 @@
           <w:sz w:val="18"/>
           <w:szCs w:val="18"/>
         </w:rPr>
-        <w:t xml:space="preserve"> and in respect of such representation and assurance, our </w:t>
-      </w:r>
-      <w:proofErr w:type="gramStart"/>
-      <w:r>
-        <w:rPr>
-          <w:rFonts w:ascii="Arial" w:hAnsi="Arial" w:cs="Arial"/>
-          <w:sz w:val="18"/>
-          <w:szCs w:val="18"/>
-        </w:rPr>
-        <w:t>Client</w:t>
-      </w:r>
-      <w:proofErr w:type="gramEnd"/>
-      <w:r>
-        <w:rPr>
-          <w:rFonts w:ascii="Arial" w:hAnsi="Arial" w:cs="Arial"/>
-          <w:sz w:val="18"/>
-          <w:szCs w:val="18"/>
-        </w:rPr>
-        <w:t xml:space="preserve"> did not proceed against you. You had, thereafter, in several instances failed to fulfil your obligation towards making payment of your outstanding dues and upon depositing the cheques provided by you in </w:t>
-      </w:r>
-      <w:proofErr w:type="spellStart"/>
-      <w:r>
-        <w:rPr>
-          <w:rFonts w:ascii="Arial" w:hAnsi="Arial" w:cs="Arial"/>
-          <w:sz w:val="18"/>
-          <w:szCs w:val="18"/>
-        </w:rPr>
-        <w:t>favor</w:t>
-      </w:r>
-      <w:proofErr w:type="spellEnd"/>
-      <w:r>
-        <w:rPr>
-          <w:rFonts w:ascii="Arial" w:hAnsi="Arial" w:cs="Arial"/>
-          <w:sz w:val="18"/>
-          <w:szCs w:val="18"/>
-        </w:rPr>
-        <w:t xml:space="preserve"> of our Client, were returned unrealized for insufficient funds. On occurrence of such events, you have time and again met our client’s representatives and assured us that you shall make the payment of the entire outstanding soon and requested our Client not to initiate any proceeding against them.</w:t>
+        <w:t xml:space="preserve"> and in respect of such representation and assurance, our Client did not proceed against you. You had, thereafter, in several instances failed to fulfil your obligation towards making payment of your outstanding dues and upon depositing the cheques provided by you in favor of our Client, were returned unrealized for insufficient funds. On occurrence of such events, you have time and again met our client’s representatives and assured us that you shall make the payment of the entire outstanding soon and requested our Client not to initiate any proceeding against them.</w:t>
       </w:r>
     </w:p>
     <w:p>
@@ -1026,27 +648,7 @@
           <w:sz w:val="18"/>
           <w:szCs w:val="18"/>
         </w:rPr>
-        <w:t>Rs. ${</w:t>
-      </w:r>
-      <w:proofErr w:type="spellStart"/>
-      <w:r>
-        <w:rPr>
-          <w:rStyle w:val="Strong"/>
-          <w:rFonts w:ascii="Arial" w:hAnsi="Arial" w:cs="Arial"/>
-          <w:sz w:val="18"/>
-          <w:szCs w:val="18"/>
-        </w:rPr>
-        <w:t>demand_amount</w:t>
-      </w:r>
-      <w:proofErr w:type="spellEnd"/>
-      <w:r>
-        <w:rPr>
-          <w:rStyle w:val="Strong"/>
-          <w:rFonts w:ascii="Arial" w:hAnsi="Arial" w:cs="Arial"/>
-          <w:sz w:val="18"/>
-          <w:szCs w:val="18"/>
-        </w:rPr>
-        <w:t xml:space="preserve">} /- </w:t>
+        <w:t xml:space="preserve">Rs. ${demand_amount} /- </w:t>
       </w:r>
       <w:r>
         <w:rPr>
@@ -1064,38 +666,7 @@
           <w:sz w:val="18"/>
           <w:szCs w:val="18"/>
         </w:rPr>
-        <w:t>{</w:t>
-      </w:r>
-      <w:proofErr w:type="spellStart"/>
-      <w:r>
-        <w:rPr>
-          <w:rStyle w:val="Strong"/>
-          <w:rFonts w:ascii="Arial" w:hAnsi="Arial" w:cs="Arial"/>
-          <w:sz w:val="18"/>
-          <w:szCs w:val="18"/>
-        </w:rPr>
-        <w:t>demand_amount_InWord</w:t>
-      </w:r>
-      <w:proofErr w:type="spellEnd"/>
-      <w:proofErr w:type="gramStart"/>
-      <w:r>
-        <w:rPr>
-          <w:rStyle w:val="Strong"/>
-          <w:rFonts w:ascii="Arial" w:hAnsi="Arial" w:cs="Arial"/>
-          <w:sz w:val="18"/>
-          <w:szCs w:val="18"/>
-        </w:rPr>
-        <w:t>} )</w:t>
-      </w:r>
-      <w:proofErr w:type="gramEnd"/>
-      <w:r>
-        <w:rPr>
-          <w:rStyle w:val="Strong"/>
-          <w:rFonts w:ascii="Arial" w:hAnsi="Arial" w:cs="Arial"/>
-          <w:sz w:val="18"/>
-          <w:szCs w:val="18"/>
-        </w:rPr>
-        <w:t xml:space="preserve"> </w:t>
+        <w:t xml:space="preserve">{demand_amount_InWord} ) </w:t>
       </w:r>
       <w:r>
         <w:rPr>
@@ -1141,25 +712,7 @@
           <w:sz w:val="18"/>
           <w:szCs w:val="18"/>
         </w:rPr>
-        <w:t xml:space="preserve">Section 138 NIA and Section 25 of PASSA which deals with </w:t>
-      </w:r>
-      <w:proofErr w:type="spellStart"/>
-      <w:r>
-        <w:rPr>
-          <w:rFonts w:ascii="Arial" w:hAnsi="Arial" w:cs="Arial"/>
-          <w:sz w:val="18"/>
-          <w:szCs w:val="18"/>
-        </w:rPr>
-        <w:t>dishonor</w:t>
-      </w:r>
-      <w:proofErr w:type="spellEnd"/>
-      <w:r>
-        <w:rPr>
-          <w:rFonts w:ascii="Arial" w:hAnsi="Arial" w:cs="Arial"/>
-          <w:sz w:val="18"/>
-          <w:szCs w:val="18"/>
-        </w:rPr>
-        <w:t xml:space="preserve"> of Cheque and ECS, respectively, which provide for punishment for imprisonment up to 2 (two) years, and/ or fine up to twice the amount of the Cheque/ECS amount or both.</w:t>
+        <w:t>Section 138 NIA and Section 25 of PASSA which deals with dishonor of Cheque and ECS, respectively, which provide for punishment for imprisonment up to 2 (two) years, and/ or fine up to twice the amount of the Cheque/ECS amount or both.</w:t>
       </w:r>
     </w:p>
     <w:p>
@@ -1301,20 +854,17 @@
           <w:sz w:val="18"/>
           <w:szCs w:val="18"/>
         </w:rPr>
-        <w:t>Regional Manager ${</w:t>
-      </w:r>
-      <w:proofErr w:type="spellStart"/>
-      <w:r>
-        <w:rPr>
-          <w:rStyle w:val="Strong"/>
+        <w:t xml:space="preserve">Regional Manager ${regional_manager_name} </w:t>
+      </w:r>
+      <w:r>
+        <w:rPr>
           <w:rFonts w:ascii="Arial" w:hAnsi="Arial" w:cs="Arial"/>
           <w:color w:val="000000"/>
           <w:sz w:val="18"/>
           <w:szCs w:val="18"/>
         </w:rPr>
-        <w:t>regional_manager_name</w:t>
-      </w:r>
-      <w:proofErr w:type="spellEnd"/>
+        <w:t xml:space="preserve">at </w:t>
+      </w:r>
       <w:r>
         <w:rPr>
           <w:rStyle w:val="Strong"/>
@@ -1323,28 +873,37 @@
           <w:sz w:val="18"/>
           <w:szCs w:val="18"/>
         </w:rPr>
-        <w:t xml:space="preserve">} </w:t>
-      </w:r>
-      <w:r>
-        <w:rPr>
+        <w:t>${regional_manager_number}.</w:t>
+      </w:r>
+    </w:p>
+    <w:p>
+      <w:pPr>
+        <w:pStyle w:val="ql-align-justify"/>
+        <w:spacing w:before="0" w:beforeAutospacing="0" w:after="0" w:afterAutospacing="0"/>
+        <w:jc w:val="both"/>
+        <w:rPr>
+          <w:rFonts w:ascii="Arial" w:hAnsi="Arial" w:cs="Arial"/>
+        </w:rPr>
+      </w:pPr>
+      <w:r>
+        <w:rPr>
+          <w:rStyle w:val="Strong"/>
           <w:rFonts w:ascii="Arial" w:hAnsi="Arial" w:cs="Arial"/>
           <w:color w:val="000000"/>
           <w:sz w:val="18"/>
           <w:szCs w:val="18"/>
         </w:rPr>
-        <w:t xml:space="preserve">at </w:t>
-      </w:r>
-      <w:r>
-        <w:rPr>
-          <w:rStyle w:val="Strong"/>
+        <w:t xml:space="preserve">Regional Credit Name: ${regional_credit_name} </w:t>
+      </w:r>
+      <w:r>
+        <w:rPr>
           <w:rFonts w:ascii="Arial" w:hAnsi="Arial" w:cs="Arial"/>
           <w:color w:val="000000"/>
           <w:sz w:val="18"/>
           <w:szCs w:val="18"/>
         </w:rPr>
-        <w:t>${</w:t>
-      </w:r>
-      <w:proofErr w:type="spellStart"/>
+        <w:t>at</w:t>
+      </w:r>
       <w:r>
         <w:rPr>
           <w:rStyle w:val="Strong"/>
@@ -1353,101 +912,7 @@
           <w:sz w:val="18"/>
           <w:szCs w:val="18"/>
         </w:rPr>
-        <w:t>regional_manager_number</w:t>
-      </w:r>
-      <w:proofErr w:type="spellEnd"/>
-      <w:r>
-        <w:rPr>
-          <w:rStyle w:val="Strong"/>
-          <w:rFonts w:ascii="Arial" w:hAnsi="Arial" w:cs="Arial"/>
-          <w:color w:val="000000"/>
-          <w:sz w:val="18"/>
-          <w:szCs w:val="18"/>
-        </w:rPr>
-        <w:t>}.</w:t>
-      </w:r>
-    </w:p>
-    <w:p>
-      <w:pPr>
-        <w:pStyle w:val="ql-align-justify"/>
-        <w:spacing w:before="0" w:beforeAutospacing="0" w:after="0" w:afterAutospacing="0"/>
-        <w:jc w:val="both"/>
-        <w:rPr>
-          <w:rFonts w:ascii="Arial" w:hAnsi="Arial" w:cs="Arial"/>
-        </w:rPr>
-      </w:pPr>
-      <w:r>
-        <w:rPr>
-          <w:rStyle w:val="Strong"/>
-          <w:rFonts w:ascii="Arial" w:hAnsi="Arial" w:cs="Arial"/>
-          <w:color w:val="000000"/>
-          <w:sz w:val="18"/>
-          <w:szCs w:val="18"/>
-        </w:rPr>
-        <w:t>Regional Credit Name: ${</w:t>
-      </w:r>
-      <w:proofErr w:type="spellStart"/>
-      <w:r>
-        <w:rPr>
-          <w:rStyle w:val="Strong"/>
-          <w:rFonts w:ascii="Arial" w:hAnsi="Arial" w:cs="Arial"/>
-          <w:color w:val="000000"/>
-          <w:sz w:val="18"/>
-          <w:szCs w:val="18"/>
-        </w:rPr>
-        <w:t>regional_credit_name</w:t>
-      </w:r>
-      <w:proofErr w:type="spellEnd"/>
-      <w:r>
-        <w:rPr>
-          <w:rStyle w:val="Strong"/>
-          <w:rFonts w:ascii="Arial" w:hAnsi="Arial" w:cs="Arial"/>
-          <w:color w:val="000000"/>
-          <w:sz w:val="18"/>
-          <w:szCs w:val="18"/>
-        </w:rPr>
-        <w:t xml:space="preserve">} </w:t>
-      </w:r>
-      <w:r>
-        <w:rPr>
-          <w:rFonts w:ascii="Arial" w:hAnsi="Arial" w:cs="Arial"/>
-          <w:color w:val="000000"/>
-          <w:sz w:val="18"/>
-          <w:szCs w:val="18"/>
-        </w:rPr>
-        <w:t>at</w:t>
-      </w:r>
-      <w:r>
-        <w:rPr>
-          <w:rStyle w:val="Strong"/>
-          <w:rFonts w:ascii="Arial" w:hAnsi="Arial" w:cs="Arial"/>
-          <w:color w:val="000000"/>
-          <w:sz w:val="18"/>
-          <w:szCs w:val="18"/>
-        </w:rPr>
-        <w:t xml:space="preserve"> ${</w:t>
-      </w:r>
-      <w:proofErr w:type="spellStart"/>
-      <w:r>
-        <w:rPr>
-          <w:rStyle w:val="Strong"/>
-          <w:rFonts w:ascii="Arial" w:hAnsi="Arial" w:cs="Arial"/>
-          <w:color w:val="000000"/>
-          <w:sz w:val="18"/>
-          <w:szCs w:val="18"/>
-        </w:rPr>
-        <w:t>regional_credit_number</w:t>
-      </w:r>
-      <w:proofErr w:type="spellEnd"/>
-      <w:r>
-        <w:rPr>
-          <w:rStyle w:val="Strong"/>
-          <w:rFonts w:ascii="Arial" w:hAnsi="Arial" w:cs="Arial"/>
-          <w:color w:val="000000"/>
-          <w:sz w:val="18"/>
-          <w:szCs w:val="18"/>
-        </w:rPr>
-        <w:t xml:space="preserve">} </w:t>
+        <w:t xml:space="preserve"> ${regional_credit_number} </w:t>
       </w:r>
     </w:p>
     <w:p>
@@ -1507,64 +972,20 @@
         <w:spacing w:before="0" w:beforeAutospacing="0" w:after="0" w:afterAutospacing="0"/>
         <w:rPr>
           <w:rFonts w:ascii="Arial" w:hAnsi="Arial" w:cs="Arial"/>
-        </w:rPr>
-      </w:pPr>
-      <w:r>
-        <w:rPr>
-          <w:rFonts w:ascii="Arial" w:hAnsi="Arial" w:cs="Arial"/>
           <w:noProof/>
           <w:sz w:val="18"/>
           <w:szCs w:val="18"/>
         </w:rPr>
-        <w:drawing>
-          <wp:inline distT="0" distB="0" distL="0" distR="0" wp14:anchorId="4BF5A0B1" wp14:editId="56FF5C3B">
-            <wp:extent cx="2135505" cy="829945"/>
-            <wp:effectExtent l="0" t="0" r="0" b="8255"/>
-            <wp:docPr id="1" name="Picture 1" descr="Signature"/>
-            <wp:cNvGraphicFramePr>
-              <a:graphicFrameLocks xmlns:a="http://schemas.openxmlformats.org/drawingml/2006/main" noChangeAspect="1"/>
-            </wp:cNvGraphicFramePr>
-            <a:graphic xmlns:a="http://schemas.openxmlformats.org/drawingml/2006/main">
-              <a:graphicData uri="http://schemas.openxmlformats.org/drawingml/2006/picture">
-                <pic:pic xmlns:pic="http://schemas.openxmlformats.org/drawingml/2006/picture">
-                  <pic:nvPicPr>
-                    <pic:cNvPr id="0" name="Picture 1" descr="Signature"/>
-                    <pic:cNvPicPr>
-                      <a:picLocks noChangeAspect="1" noChangeArrowheads="1"/>
-                    </pic:cNvPicPr>
-                  </pic:nvPicPr>
-                  <pic:blipFill>
-                    <a:blip r:embed="rId6" cstate="print">
-                      <a:extLst>
-                        <a:ext uri="{28A0092B-C50C-407E-A947-70E740481C1C}">
-                          <a14:useLocalDpi xmlns:a14="http://schemas.microsoft.com/office/drawing/2010/main" val="0"/>
-                        </a:ext>
-                      </a:extLst>
-                    </a:blip>
-                    <a:srcRect/>
-                    <a:stretch>
-                      <a:fillRect/>
-                    </a:stretch>
-                  </pic:blipFill>
-                  <pic:spPr bwMode="auto">
-                    <a:xfrm>
-                      <a:off x="0" y="0"/>
-                      <a:ext cx="2135505" cy="829945"/>
-                    </a:xfrm>
-                    <a:prstGeom prst="rect">
-                      <a:avLst/>
-                    </a:prstGeom>
-                    <a:noFill/>
-                    <a:ln>
-                      <a:noFill/>
-                    </a:ln>
-                  </pic:spPr>
-                </pic:pic>
-              </a:graphicData>
-            </a:graphic>
-          </wp:inline>
-        </w:drawing>
-      </w:r>
+      </w:pPr>
+    </w:p>
+    <w:p>
+      <w:pPr>
+        <w:pStyle w:val="NormalWeb"/>
+        <w:spacing w:before="0" w:beforeAutospacing="0" w:after="0" w:afterAutospacing="0"/>
+        <w:rPr>
+          <w:rFonts w:ascii="Arial" w:hAnsi="Arial" w:cs="Arial"/>
+        </w:rPr>
+      </w:pPr>
       <w:r>
         <w:rPr>
           <w:rFonts w:ascii="Arial" w:hAnsi="Arial" w:cs="Arial"/>
@@ -1590,22 +1011,8 @@
           <w:sz w:val="18"/>
           <w:szCs w:val="18"/>
         </w:rPr>
-        <w:t xml:space="preserve">Advocate Sahil </w:t>
-      </w:r>
-      <w:proofErr w:type="spellStart"/>
-      <w:r>
-        <w:rPr>
-          <w:rStyle w:val="Emphasis"/>
-          <w:rFonts w:ascii="Arial" w:hAnsi="Arial" w:cs="Arial"/>
-          <w:b/>
-          <w:bCs/>
-          <w:color w:val="000000"/>
-          <w:sz w:val="18"/>
-          <w:szCs w:val="18"/>
-        </w:rPr>
-        <w:t>Mahiwal</w:t>
-      </w:r>
-      <w:proofErr w:type="spellEnd"/>
+        <w:t>Advocate Sahil Mahiwal</w:t>
+      </w:r>
     </w:p>
     <w:p>
       <w:pPr>
